--- a/Aenderungen Mandatsunterlagen 15.10.2026.docx
+++ b/Aenderungen Mandatsunterlagen 15.10.2026.docx
@@ -66,8 +66,8 @@
         </w:tblBorders>
       </w:tblPr>
       <w:tblGrid>
-        <w:gridCol w:w="2400"/>
-        <w:gridCol w:w="6954"/>
+        <w:gridCol w:w="4854"/>
+        <w:gridCol w:w="4500"/>
       </w:tblGrid>
       <w:tr>
         <w:trPr>
@@ -75,7 +75,7 @@
         </w:trPr>
         <w:tc>
           <w:tcPr>
-            <w:tcW w:type="dxa" w:w="2400"/>
+            <w:tcW w:type="dxa" w:w="4854"/>
             <w:shd w:fill="EEF1F3" w:val="clear"/>
             <w:tcMar>
               <w:top w:type="dxa" w:w="70"/>
@@ -99,7 +99,7 @@
         </w:tc>
         <w:tc>
           <w:tcPr>
-            <w:tcW w:type="dxa" w:w="6954"/>
+            <w:tcW w:type="dxa" w:w="4500"/>
             <w:shd w:fill="EEF1F3" w:val="clear"/>
             <w:tcMar>
               <w:top w:type="dxa" w:w="70"/>
@@ -128,7 +128,7 @@
         </w:trPr>
         <w:tc>
           <w:tcPr>
-            <w:tcW w:type="dxa" w:w="2400"/>
+            <w:tcW w:type="dxa" w:w="4854"/>
             <w:tcMar>
               <w:top w:type="dxa" w:w="70"/>
               <w:left w:type="dxa" w:w="110"/>
@@ -147,7 +147,7 @@
         </w:tc>
         <w:tc>
           <w:tcPr>
-            <w:tcW w:type="dxa" w:w="6954"/>
+            <w:tcW w:type="dxa" w:w="4500"/>
             <w:tcMar>
               <w:top w:type="dxa" w:w="70"/>
               <w:left w:type="dxa" w:w="110"/>
@@ -177,7 +177,7 @@
         </w:trPr>
         <w:tc>
           <w:tcPr>
-            <w:tcW w:type="dxa" w:w="2400"/>
+            <w:tcW w:type="dxa" w:w="4854"/>
             <w:tcMar>
               <w:top w:type="dxa" w:w="70"/>
               <w:left w:type="dxa" w:w="110"/>
@@ -196,7 +196,7 @@
         </w:tc>
         <w:tc>
           <w:tcPr>
-            <w:tcW w:type="dxa" w:w="6954"/>
+            <w:tcW w:type="dxa" w:w="4500"/>
             <w:tcMar>
               <w:top w:type="dxa" w:w="70"/>
               <w:left w:type="dxa" w:w="110"/>
@@ -226,7 +226,7 @@
         </w:trPr>
         <w:tc>
           <w:tcPr>
-            <w:tcW w:type="dxa" w:w="2400"/>
+            <w:tcW w:type="dxa" w:w="4854"/>
             <w:tcMar>
               <w:top w:type="dxa" w:w="70"/>
               <w:left w:type="dxa" w:w="110"/>
@@ -245,7 +245,7 @@
         </w:tc>
         <w:tc>
           <w:tcPr>
-            <w:tcW w:type="dxa" w:w="6954"/>
+            <w:tcW w:type="dxa" w:w="4500"/>
             <w:tcMar>
               <w:top w:type="dxa" w:w="70"/>
               <w:left w:type="dxa" w:w="110"/>
@@ -689,8 +689,8 @@
         </w:tblBorders>
       </w:tblPr>
       <w:tblGrid>
-        <w:gridCol w:w="2400"/>
-        <w:gridCol w:w="6954"/>
+        <w:gridCol w:w="1036"/>
+        <w:gridCol w:w="8318"/>
       </w:tblGrid>
       <w:tr>
         <w:trPr>
@@ -698,7 +698,7 @@
         </w:trPr>
         <w:tc>
           <w:tcPr>
-            <w:tcW w:type="dxa" w:w="2400"/>
+            <w:tcW w:type="dxa" w:w="1036"/>
             <w:shd w:fill="EEF1F3" w:val="clear"/>
             <w:tcMar>
               <w:top w:type="dxa" w:w="70"/>
@@ -722,7 +722,7 @@
         </w:tc>
         <w:tc>
           <w:tcPr>
-            <w:tcW w:type="dxa" w:w="6954"/>
+            <w:tcW w:type="dxa" w:w="8318"/>
             <w:shd w:fill="EEF1F3" w:val="clear"/>
             <w:tcMar>
               <w:top w:type="dxa" w:w="70"/>
@@ -751,7 +751,7 @@
         </w:trPr>
         <w:tc>
           <w:tcPr>
-            <w:tcW w:type="dxa" w:w="2400"/>
+            <w:tcW w:type="dxa" w:w="1036"/>
             <w:tcMar>
               <w:top w:type="dxa" w:w="70"/>
               <w:left w:type="dxa" w:w="110"/>
@@ -774,7 +774,7 @@
         </w:tc>
         <w:tc>
           <w:tcPr>
-            <w:tcW w:type="dxa" w:w="6954"/>
+            <w:tcW w:type="dxa" w:w="8318"/>
             <w:tcMar>
               <w:top w:type="dxa" w:w="70"/>
               <w:left w:type="dxa" w:w="110"/>
@@ -805,7 +805,7 @@
         </w:trPr>
         <w:tc>
           <w:tcPr>
-            <w:tcW w:type="dxa" w:w="2400"/>
+            <w:tcW w:type="dxa" w:w="1036"/>
             <w:tcMar>
               <w:top w:type="dxa" w:w="70"/>
               <w:left w:type="dxa" w:w="110"/>
@@ -828,7 +828,7 @@
         </w:tc>
         <w:tc>
           <w:tcPr>
-            <w:tcW w:type="dxa" w:w="6954"/>
+            <w:tcW w:type="dxa" w:w="8318"/>
             <w:tcMar>
               <w:top w:type="dxa" w:w="70"/>
               <w:left w:type="dxa" w:w="110"/>
@@ -866,7 +866,7 @@
         </w:trPr>
         <w:tc>
           <w:tcPr>
-            <w:tcW w:type="dxa" w:w="2400"/>
+            <w:tcW w:type="dxa" w:w="1036"/>
             <w:tcMar>
               <w:top w:type="dxa" w:w="70"/>
               <w:left w:type="dxa" w:w="110"/>
@@ -889,7 +889,7 @@
         </w:tc>
         <w:tc>
           <w:tcPr>
-            <w:tcW w:type="dxa" w:w="6954"/>
+            <w:tcW w:type="dxa" w:w="8318"/>
             <w:tcMar>
               <w:top w:type="dxa" w:w="70"/>
               <w:left w:type="dxa" w:w="110"/>
@@ -930,7 +930,7 @@
         </w:trPr>
         <w:tc>
           <w:tcPr>
-            <w:tcW w:type="dxa" w:w="2400"/>
+            <w:tcW w:type="dxa" w:w="1036"/>
             <w:tcMar>
               <w:top w:type="dxa" w:w="70"/>
               <w:left w:type="dxa" w:w="110"/>
@@ -953,7 +953,7 @@
         </w:tc>
         <w:tc>
           <w:tcPr>
-            <w:tcW w:type="dxa" w:w="6954"/>
+            <w:tcW w:type="dxa" w:w="8318"/>
             <w:tcMar>
               <w:top w:type="dxa" w:w="70"/>
               <w:left w:type="dxa" w:w="110"/>
@@ -1003,7 +1003,7 @@
         </w:trPr>
         <w:tc>
           <w:tcPr>
-            <w:tcW w:type="dxa" w:w="2400"/>
+            <w:tcW w:type="dxa" w:w="1036"/>
             <w:tcMar>
               <w:top w:type="dxa" w:w="70"/>
               <w:left w:type="dxa" w:w="110"/>
@@ -1026,7 +1026,7 @@
         </w:tc>
         <w:tc>
           <w:tcPr>
-            <w:tcW w:type="dxa" w:w="6954"/>
+            <w:tcW w:type="dxa" w:w="8318"/>
             <w:tcMar>
               <w:top w:type="dxa" w:w="70"/>
               <w:left w:type="dxa" w:w="110"/>
@@ -1057,7 +1057,7 @@
         </w:trPr>
         <w:tc>
           <w:tcPr>
-            <w:tcW w:type="dxa" w:w="2400"/>
+            <w:tcW w:type="dxa" w:w="1036"/>
             <w:tcMar>
               <w:top w:type="dxa" w:w="70"/>
               <w:left w:type="dxa" w:w="110"/>
@@ -1080,7 +1080,7 @@
         </w:tc>
         <w:tc>
           <w:tcPr>
-            <w:tcW w:type="dxa" w:w="6954"/>
+            <w:tcW w:type="dxa" w:w="8318"/>
             <w:tcMar>
               <w:top w:type="dxa" w:w="70"/>
               <w:left w:type="dxa" w:w="110"/>
@@ -1111,7 +1111,7 @@
         </w:trPr>
         <w:tc>
           <w:tcPr>
-            <w:tcW w:type="dxa" w:w="2400"/>
+            <w:tcW w:type="dxa" w:w="1036"/>
             <w:tcMar>
               <w:top w:type="dxa" w:w="70"/>
               <w:left w:type="dxa" w:w="110"/>
@@ -1134,7 +1134,7 @@
         </w:tc>
         <w:tc>
           <w:tcPr>
-            <w:tcW w:type="dxa" w:w="6954"/>
+            <w:tcW w:type="dxa" w:w="8318"/>
             <w:tcMar>
               <w:top w:type="dxa" w:w="70"/>
               <w:left w:type="dxa" w:w="110"/>
@@ -1175,7 +1175,7 @@
         </w:trPr>
         <w:tc>
           <w:tcPr>
-            <w:tcW w:type="dxa" w:w="2400"/>
+            <w:tcW w:type="dxa" w:w="1036"/>
             <w:tcMar>
               <w:top w:type="dxa" w:w="70"/>
               <w:left w:type="dxa" w:w="110"/>
@@ -1198,7 +1198,7 @@
         </w:tc>
         <w:tc>
           <w:tcPr>
-            <w:tcW w:type="dxa" w:w="6954"/>
+            <w:tcW w:type="dxa" w:w="8318"/>
             <w:tcMar>
               <w:top w:type="dxa" w:w="70"/>
               <w:left w:type="dxa" w:w="110"/>
@@ -1229,7 +1229,7 @@
         </w:trPr>
         <w:tc>
           <w:tcPr>
-            <w:tcW w:type="dxa" w:w="2400"/>
+            <w:tcW w:type="dxa" w:w="1036"/>
             <w:tcMar>
               <w:top w:type="dxa" w:w="70"/>
               <w:left w:type="dxa" w:w="110"/>
@@ -1252,7 +1252,7 @@
         </w:tc>
         <w:tc>
           <w:tcPr>
-            <w:tcW w:type="dxa" w:w="6954"/>
+            <w:tcW w:type="dxa" w:w="8318"/>
             <w:tcMar>
               <w:top w:type="dxa" w:w="70"/>
               <w:left w:type="dxa" w:w="110"/>
@@ -1305,8 +1305,8 @@
         </w:tblBorders>
       </w:tblPr>
       <w:tblGrid>
-        <w:gridCol w:w="2400"/>
-        <w:gridCol w:w="6954"/>
+        <w:gridCol w:w="958"/>
+        <w:gridCol w:w="8396"/>
       </w:tblGrid>
       <w:tr>
         <w:trPr>
@@ -1314,7 +1314,7 @@
         </w:trPr>
         <w:tc>
           <w:tcPr>
-            <w:tcW w:type="dxa" w:w="2400"/>
+            <w:tcW w:type="dxa" w:w="958"/>
             <w:shd w:fill="EEF1F3" w:val="clear"/>
             <w:tcMar>
               <w:top w:type="dxa" w:w="70"/>
@@ -1338,7 +1338,7 @@
         </w:tc>
         <w:tc>
           <w:tcPr>
-            <w:tcW w:type="dxa" w:w="6954"/>
+            <w:tcW w:type="dxa" w:w="8396"/>
             <w:shd w:fill="EEF1F3" w:val="clear"/>
             <w:tcMar>
               <w:top w:type="dxa" w:w="70"/>
@@ -1367,7 +1367,7 @@
         </w:trPr>
         <w:tc>
           <w:tcPr>
-            <w:tcW w:type="dxa" w:w="2400"/>
+            <w:tcW w:type="dxa" w:w="958"/>
             <w:tcMar>
               <w:top w:type="dxa" w:w="70"/>
               <w:left w:type="dxa" w:w="110"/>
@@ -1390,7 +1390,7 @@
         </w:tc>
         <w:tc>
           <w:tcPr>
-            <w:tcW w:type="dxa" w:w="6954"/>
+            <w:tcW w:type="dxa" w:w="8396"/>
             <w:tcMar>
               <w:top w:type="dxa" w:w="70"/>
               <w:left w:type="dxa" w:w="110"/>
@@ -1431,7 +1431,7 @@
         </w:trPr>
         <w:tc>
           <w:tcPr>
-            <w:tcW w:type="dxa" w:w="2400"/>
+            <w:tcW w:type="dxa" w:w="958"/>
             <w:tcMar>
               <w:top w:type="dxa" w:w="70"/>
               <w:left w:type="dxa" w:w="110"/>
@@ -1454,7 +1454,7 @@
         </w:tc>
         <w:tc>
           <w:tcPr>
-            <w:tcW w:type="dxa" w:w="6954"/>
+            <w:tcW w:type="dxa" w:w="8396"/>
             <w:tcMar>
               <w:top w:type="dxa" w:w="70"/>
               <w:left w:type="dxa" w:w="110"/>
@@ -1517,8 +1517,8 @@
         </w:tblBorders>
       </w:tblPr>
       <w:tblGrid>
-        <w:gridCol w:w="2400"/>
-        <w:gridCol w:w="6954"/>
+        <w:gridCol w:w="1210"/>
+        <w:gridCol w:w="8144"/>
       </w:tblGrid>
       <w:tr>
         <w:trPr>
@@ -1526,7 +1526,7 @@
         </w:trPr>
         <w:tc>
           <w:tcPr>
-            <w:tcW w:type="dxa" w:w="2400"/>
+            <w:tcW w:type="dxa" w:w="1210"/>
             <w:shd w:fill="EEF1F3" w:val="clear"/>
             <w:tcMar>
               <w:top w:type="dxa" w:w="70"/>
@@ -1550,7 +1550,7 @@
         </w:tc>
         <w:tc>
           <w:tcPr>
-            <w:tcW w:type="dxa" w:w="6954"/>
+            <w:tcW w:type="dxa" w:w="8144"/>
             <w:shd w:fill="EEF1F3" w:val="clear"/>
             <w:tcMar>
               <w:top w:type="dxa" w:w="70"/>
@@ -1579,7 +1579,7 @@
         </w:trPr>
         <w:tc>
           <w:tcPr>
-            <w:tcW w:type="dxa" w:w="2400"/>
+            <w:tcW w:type="dxa" w:w="1210"/>
             <w:tcMar>
               <w:top w:type="dxa" w:w="70"/>
               <w:left w:type="dxa" w:w="110"/>
@@ -1602,7 +1602,7 @@
         </w:tc>
         <w:tc>
           <w:tcPr>
-            <w:tcW w:type="dxa" w:w="6954"/>
+            <w:tcW w:type="dxa" w:w="8144"/>
             <w:tcMar>
               <w:top w:type="dxa" w:w="70"/>
               <w:left w:type="dxa" w:w="110"/>
@@ -1633,7 +1633,7 @@
         </w:trPr>
         <w:tc>
           <w:tcPr>
-            <w:tcW w:type="dxa" w:w="2400"/>
+            <w:tcW w:type="dxa" w:w="1210"/>
             <w:tcMar>
               <w:top w:type="dxa" w:w="70"/>
               <w:left w:type="dxa" w:w="110"/>
@@ -1656,7 +1656,7 @@
         </w:tc>
         <w:tc>
           <w:tcPr>
-            <w:tcW w:type="dxa" w:w="6954"/>
+            <w:tcW w:type="dxa" w:w="8144"/>
             <w:tcMar>
               <w:top w:type="dxa" w:w="70"/>
               <w:left w:type="dxa" w:w="110"/>
@@ -1687,7 +1687,7 @@
         </w:trPr>
         <w:tc>
           <w:tcPr>
-            <w:tcW w:type="dxa" w:w="2400"/>
+            <w:tcW w:type="dxa" w:w="1210"/>
             <w:tcMar>
               <w:top w:type="dxa" w:w="70"/>
               <w:left w:type="dxa" w:w="110"/>
@@ -1710,7 +1710,7 @@
         </w:tc>
         <w:tc>
           <w:tcPr>
-            <w:tcW w:type="dxa" w:w="6954"/>
+            <w:tcW w:type="dxa" w:w="8144"/>
             <w:tcMar>
               <w:top w:type="dxa" w:w="70"/>
               <w:left w:type="dxa" w:w="110"/>
@@ -1741,7 +1741,7 @@
         </w:trPr>
         <w:tc>
           <w:tcPr>
-            <w:tcW w:type="dxa" w:w="2400"/>
+            <w:tcW w:type="dxa" w:w="1210"/>
             <w:tcMar>
               <w:top w:type="dxa" w:w="70"/>
               <w:left w:type="dxa" w:w="110"/>
@@ -1764,7 +1764,7 @@
         </w:tc>
         <w:tc>
           <w:tcPr>
-            <w:tcW w:type="dxa" w:w="6954"/>
+            <w:tcW w:type="dxa" w:w="8144"/>
             <w:tcMar>
               <w:top w:type="dxa" w:w="70"/>
               <w:left w:type="dxa" w:w="110"/>
@@ -1795,7 +1795,7 @@
         </w:trPr>
         <w:tc>
           <w:tcPr>
-            <w:tcW w:type="dxa" w:w="2400"/>
+            <w:tcW w:type="dxa" w:w="1210"/>
             <w:tcMar>
               <w:top w:type="dxa" w:w="70"/>
               <w:left w:type="dxa" w:w="110"/>
@@ -1818,7 +1818,7 @@
         </w:tc>
         <w:tc>
           <w:tcPr>
-            <w:tcW w:type="dxa" w:w="6954"/>
+            <w:tcW w:type="dxa" w:w="8144"/>
             <w:tcMar>
               <w:top w:type="dxa" w:w="70"/>
               <w:left w:type="dxa" w:w="110"/>
@@ -1894,9 +1894,9 @@
         </w:tblBorders>
       </w:tblPr>
       <w:tblGrid>
-        <w:gridCol w:w="3118"/>
-        <w:gridCol w:w="3118"/>
-        <w:gridCol w:w="3118"/>
+        <w:gridCol w:w="1644"/>
+        <w:gridCol w:w="2413"/>
+        <w:gridCol w:w="5297"/>
       </w:tblGrid>
       <w:tr>
         <w:trPr>
@@ -1904,7 +1904,7 @@
         </w:trPr>
         <w:tc>
           <w:tcPr>
-            <w:tcW w:type="dxa" w:w="3118"/>
+            <w:tcW w:type="dxa" w:w="1644"/>
             <w:shd w:fill="EEF1F3" w:val="clear"/>
             <w:tcMar>
               <w:top w:type="dxa" w:w="70"/>
@@ -1928,7 +1928,7 @@
         </w:tc>
         <w:tc>
           <w:tcPr>
-            <w:tcW w:type="dxa" w:w="3118"/>
+            <w:tcW w:type="dxa" w:w="2413"/>
             <w:shd w:fill="EEF1F3" w:val="clear"/>
             <w:tcMar>
               <w:top w:type="dxa" w:w="70"/>
@@ -1952,7 +1952,7 @@
         </w:tc>
         <w:tc>
           <w:tcPr>
-            <w:tcW w:type="dxa" w:w="3118"/>
+            <w:tcW w:type="dxa" w:w="5297"/>
             <w:shd w:fill="EEF1F3" w:val="clear"/>
             <w:tcMar>
               <w:top w:type="dxa" w:w="70"/>
@@ -1981,7 +1981,7 @@
         </w:trPr>
         <w:tc>
           <w:tcPr>
-            <w:tcW w:type="dxa" w:w="3118"/>
+            <w:tcW w:type="dxa" w:w="1644"/>
             <w:tcMar>
               <w:top w:type="dxa" w:w="70"/>
               <w:left w:type="dxa" w:w="110"/>
@@ -2003,7 +2003,7 @@
         </w:tc>
         <w:tc>
           <w:tcPr>
-            <w:tcW w:type="dxa" w:w="3118"/>
+            <w:tcW w:type="dxa" w:w="2413"/>
             <w:tcMar>
               <w:top w:type="dxa" w:w="70"/>
               <w:left w:type="dxa" w:w="110"/>
@@ -2022,7 +2022,7 @@
         </w:tc>
         <w:tc>
           <w:tcPr>
-            <w:tcW w:type="dxa" w:w="3118"/>
+            <w:tcW w:type="dxa" w:w="5297"/>
             <w:tcMar>
               <w:top w:type="dxa" w:w="70"/>
               <w:left w:type="dxa" w:w="110"/>
@@ -2053,7 +2053,7 @@
         </w:trPr>
         <w:tc>
           <w:tcPr>
-            <w:tcW w:type="dxa" w:w="3118"/>
+            <w:tcW w:type="dxa" w:w="1644"/>
             <w:tcMar>
               <w:top w:type="dxa" w:w="70"/>
               <w:left w:type="dxa" w:w="110"/>
@@ -2075,7 +2075,7 @@
         </w:tc>
         <w:tc>
           <w:tcPr>
-            <w:tcW w:type="dxa" w:w="3118"/>
+            <w:tcW w:type="dxa" w:w="2413"/>
             <w:tcMar>
               <w:top w:type="dxa" w:w="70"/>
               <w:left w:type="dxa" w:w="110"/>
@@ -2094,7 +2094,7 @@
         </w:tc>
         <w:tc>
           <w:tcPr>
-            <w:tcW w:type="dxa" w:w="3118"/>
+            <w:tcW w:type="dxa" w:w="5297"/>
             <w:tcMar>
               <w:top w:type="dxa" w:w="70"/>
               <w:left w:type="dxa" w:w="110"/>
@@ -2118,7 +2118,7 @@
         </w:trPr>
         <w:tc>
           <w:tcPr>
-            <w:tcW w:type="dxa" w:w="3118"/>
+            <w:tcW w:type="dxa" w:w="1644"/>
             <w:tcMar>
               <w:top w:type="dxa" w:w="70"/>
               <w:left w:type="dxa" w:w="110"/>
@@ -2140,7 +2140,7 @@
         </w:tc>
         <w:tc>
           <w:tcPr>
-            <w:tcW w:type="dxa" w:w="3118"/>
+            <w:tcW w:type="dxa" w:w="2413"/>
             <w:tcMar>
               <w:top w:type="dxa" w:w="70"/>
               <w:left w:type="dxa" w:w="110"/>
@@ -2159,7 +2159,7 @@
         </w:tc>
         <w:tc>
           <w:tcPr>
-            <w:tcW w:type="dxa" w:w="3118"/>
+            <w:tcW w:type="dxa" w:w="5297"/>
             <w:tcMar>
               <w:top w:type="dxa" w:w="70"/>
               <w:left w:type="dxa" w:w="110"/>
@@ -2190,7 +2190,7 @@
         </w:trPr>
         <w:tc>
           <w:tcPr>
-            <w:tcW w:type="dxa" w:w="3118"/>
+            <w:tcW w:type="dxa" w:w="1644"/>
             <w:tcMar>
               <w:top w:type="dxa" w:w="70"/>
               <w:left w:type="dxa" w:w="110"/>
@@ -2212,7 +2212,7 @@
         </w:tc>
         <w:tc>
           <w:tcPr>
-            <w:tcW w:type="dxa" w:w="3118"/>
+            <w:tcW w:type="dxa" w:w="2413"/>
             <w:tcMar>
               <w:top w:type="dxa" w:w="70"/>
               <w:left w:type="dxa" w:w="110"/>
@@ -2231,7 +2231,7 @@
         </w:tc>
         <w:tc>
           <w:tcPr>
-            <w:tcW w:type="dxa" w:w="3118"/>
+            <w:tcW w:type="dxa" w:w="5297"/>
             <w:tcMar>
               <w:top w:type="dxa" w:w="70"/>
               <w:left w:type="dxa" w:w="110"/>
@@ -2255,7 +2255,7 @@
         </w:trPr>
         <w:tc>
           <w:tcPr>
-            <w:tcW w:type="dxa" w:w="3118"/>
+            <w:tcW w:type="dxa" w:w="1644"/>
             <w:tcMar>
               <w:top w:type="dxa" w:w="70"/>
               <w:left w:type="dxa" w:w="110"/>
@@ -2277,7 +2277,7 @@
         </w:tc>
         <w:tc>
           <w:tcPr>
-            <w:tcW w:type="dxa" w:w="3118"/>
+            <w:tcW w:type="dxa" w:w="2413"/>
             <w:tcMar>
               <w:top w:type="dxa" w:w="70"/>
               <w:left w:type="dxa" w:w="110"/>
@@ -2296,7 +2296,7 @@
         </w:tc>
         <w:tc>
           <w:tcPr>
-            <w:tcW w:type="dxa" w:w="3118"/>
+            <w:tcW w:type="dxa" w:w="5297"/>
             <w:tcMar>
               <w:top w:type="dxa" w:w="70"/>
               <w:left w:type="dxa" w:w="110"/>
@@ -2778,9 +2778,12 @@
     <w:next w:val="Normal"/>
     <w:qFormat/>
     <w:rPr>
-      <w:color w:val="1F4D78"/>
-      <w:sz w:val="24"/>
-      <w:szCs w:val="24"/>
+      <w:rFonts w:ascii="Franklin Gothic Book" w:cs="Franklin Gothic Book" w:eastAsia="Franklin Gothic Book" w:hAnsi="Franklin Gothic Book"/>
+      <w:b/>
+      <w:bCs/>
+      <w:color w:val="333333"/>
+      <w:sz w:val="22"/>
+      <w:szCs w:val="22"/>
     </w:rPr>
   </w:style>
   <w:style w:type="paragraph" w:styleId="Heading4">
